--- a/kit-2-light-signal.docx
+++ b/kit-2-light-signal.docx
@@ -1,6 +1,6 @@
 
 <file path=word/document.xml><?xml version="1.0" encoding="utf-8"?>
-<w:document xmlns:wpc="http://schemas.microsoft.com/office/word/2010/wordprocessingCanvas" xmlns:cx="http://schemas.microsoft.com/office/drawing/2014/chartex" xmlns:mc="http://schemas.openxmlformats.org/markup-compatibility/2006" xmlns:o="urn:schemas-microsoft-com:office:office" xmlns:r="http://schemas.openxmlformats.org/officeDocument/2006/relationships" xmlns:m="http://schemas.openxmlformats.org/officeDocument/2006/math" xmlns:v="urn:schemas-microsoft-com:vml" xmlns:wp14="http://schemas.microsoft.com/office/word/2010/wordprocessingDrawing" xmlns:wp="http://schemas.openxmlformats.org/drawingml/2006/wordprocessingDrawing" xmlns:w10="urn:schemas-microsoft-com:office:word" xmlns:w="http://schemas.openxmlformats.org/wordprocessingml/2006/main" xmlns:w14="http://schemas.microsoft.com/office/word/2010/wordml" xmlns:w15="http://schemas.microsoft.com/office/word/2012/wordml" xmlns:w16se="http://schemas.microsoft.com/office/word/2015/wordml/symex" xmlns:wpg="http://schemas.microsoft.com/office/word/2010/wordprocessingGroup" xmlns:wpi="http://schemas.microsoft.com/office/word/2010/wordprocessingInk" xmlns:wne="http://schemas.microsoft.com/office/word/2006/wordml" xmlns:wps="http://schemas.microsoft.com/office/word/2010/wordprocessingShape" mc:Ignorable="w14 w15 w16se wp14">
+<w:document xmlns:wpc="http://schemas.microsoft.com/office/word/2010/wordprocessingCanvas" xmlns:mc="http://schemas.openxmlformats.org/markup-compatibility/2006" xmlns:o="urn:schemas-microsoft-com:office:office" xmlns:r="http://schemas.openxmlformats.org/officeDocument/2006/relationships" xmlns:m="http://schemas.openxmlformats.org/officeDocument/2006/math" xmlns:v="urn:schemas-microsoft-com:vml" xmlns:wp14="http://schemas.microsoft.com/office/word/2010/wordprocessingDrawing" xmlns:wp="http://schemas.openxmlformats.org/drawingml/2006/wordprocessingDrawing" xmlns:w10="urn:schemas-microsoft-com:office:word" xmlns:w="http://schemas.openxmlformats.org/wordprocessingml/2006/main" xmlns:w14="http://schemas.microsoft.com/office/word/2010/wordml" xmlns:w15="http://schemas.microsoft.com/office/word/2012/wordml" xmlns:wpg="http://schemas.microsoft.com/office/word/2010/wordprocessingGroup" xmlns:wpi="http://schemas.microsoft.com/office/word/2010/wordprocessingInk" xmlns:wne="http://schemas.microsoft.com/office/word/2006/wordml" xmlns:wps="http://schemas.microsoft.com/office/word/2010/wordprocessingShape" mc:Ignorable="w14 w15 wp14">
   <w:body>
     <w:p>
       <w:pPr>
@@ -74,12 +74,6 @@
         <w:gridCol w:w="8140"/>
       </w:tblGrid>
       <w:tr>
-        <w:tblPrEx>
-          <w:tblCellMar>
-            <w:top w:w="0" w:type="dxa"/>
-            <w:bottom w:w="0" w:type="dxa"/>
-          </w:tblCellMar>
-        </w:tblPrEx>
         <w:tc>
           <w:tcPr>
             <w:tcW w:w="1500" w:type="dxa"/>
@@ -160,12 +154,6 @@
         </w:tc>
       </w:tr>
       <w:tr>
-        <w:tblPrEx>
-          <w:tblCellMar>
-            <w:top w:w="0" w:type="dxa"/>
-            <w:bottom w:w="0" w:type="dxa"/>
-          </w:tblCellMar>
-        </w:tblPrEx>
         <w:tc>
           <w:tcPr>
             <w:tcW w:w="1500" w:type="dxa"/>
@@ -267,12 +255,6 @@
         </w:tc>
       </w:tr>
       <w:tr>
-        <w:tblPrEx>
-          <w:tblCellMar>
-            <w:top w:w="0" w:type="dxa"/>
-            <w:bottom w:w="0" w:type="dxa"/>
-          </w:tblCellMar>
-        </w:tblPrEx>
         <w:tc>
           <w:tcPr>
             <w:tcW w:w="1500" w:type="dxa"/>
@@ -332,12 +314,6 @@
         </w:tc>
       </w:tr>
       <w:tr>
-        <w:tblPrEx>
-          <w:tblCellMar>
-            <w:top w:w="0" w:type="dxa"/>
-            <w:bottom w:w="0" w:type="dxa"/>
-          </w:tblCellMar>
-        </w:tblPrEx>
         <w:tc>
           <w:tcPr>
             <w:tcW w:w="1500" w:type="dxa"/>
@@ -651,14 +627,7 @@
           <w:sz w:val="22"/>
           <w:szCs w:val="22"/>
         </w:rPr>
-        <w:t>（看到列首閃爍就換到下</w:t>
-      </w:r>
-      <w:r>
-        <w:rPr>
-          <w:sz w:val="22"/>
-          <w:szCs w:val="22"/>
-        </w:rPr>
-        <w:t>一列）；</w:t>
+        <w:t>（看到列首閃爍就換到下一列）；</w:t>
       </w:r>
       <w:r>
         <w:rPr>
@@ -679,7 +648,7 @@
           <w:sz w:val="22"/>
           <w:szCs w:val="22"/>
         </w:rPr>
-        <w:t xml:space="preserve"> 1 </w:t>
+        <w:t xml:space="preserve"> 0</w:t>
       </w:r>
       <w:r>
         <w:rPr>
@@ -764,16 +733,7 @@
           <w:sz w:val="22"/>
           <w:szCs w:val="22"/>
         </w:rPr>
-        <w:t>頁）</w:t>
-      </w:r>
-      <w:r>
-        <w:rPr>
-          <w:b/>
-          <w:bCs/>
-          <w:sz w:val="22"/>
-          <w:szCs w:val="22"/>
-        </w:rPr>
-        <w:t>沿虛線裁切，發送端專用、勿讓接收端看見</w:t>
+        <w:t>頁）沿虛線裁切，發送端專用、勿讓接收端看見</w:t>
       </w:r>
     </w:p>
     <w:tbl>
@@ -798,12 +758,6 @@
         <w:gridCol w:w="4820"/>
       </w:tblGrid>
       <w:tr>
-        <w:tblPrEx>
-          <w:tblCellMar>
-            <w:top w:w="0" w:type="dxa"/>
-            <w:bottom w:w="0" w:type="dxa"/>
-          </w:tblCellMar>
-        </w:tblPrEx>
         <w:tc>
           <w:tcPr>
             <w:tcW w:w="4820" w:type="dxa"/>
@@ -873,12 +827,6 @@
               <w:gridCol w:w="760"/>
             </w:tblGrid>
             <w:tr>
-              <w:tblPrEx>
-                <w:tblCellMar>
-                  <w:top w:w="0" w:type="dxa"/>
-                  <w:bottom w:w="0" w:type="dxa"/>
-                </w:tblCellMar>
-              </w:tblPrEx>
               <w:trPr>
                 <w:trHeight w:hRule="exact" w:val="300"/>
               </w:trPr>
@@ -1021,12 +969,6 @@
               </w:tc>
             </w:tr>
             <w:tr>
-              <w:tblPrEx>
-                <w:tblCellMar>
-                  <w:top w:w="0" w:type="dxa"/>
-                  <w:bottom w:w="0" w:type="dxa"/>
-                </w:tblCellMar>
-              </w:tblPrEx>
               <w:trPr>
                 <w:trHeight w:hRule="exact" w:val="760"/>
               </w:trPr>
@@ -1144,12 +1086,6 @@
               </w:tc>
             </w:tr>
             <w:tr>
-              <w:tblPrEx>
-                <w:tblCellMar>
-                  <w:top w:w="0" w:type="dxa"/>
-                  <w:bottom w:w="0" w:type="dxa"/>
-                </w:tblCellMar>
-              </w:tblPrEx>
               <w:trPr>
                 <w:trHeight w:hRule="exact" w:val="760"/>
               </w:trPr>
@@ -1269,12 +1205,6 @@
               </w:tc>
             </w:tr>
             <w:tr>
-              <w:tblPrEx>
-                <w:tblCellMar>
-                  <w:top w:w="0" w:type="dxa"/>
-                  <w:bottom w:w="0" w:type="dxa"/>
-                </w:tblCellMar>
-              </w:tblPrEx>
               <w:trPr>
                 <w:trHeight w:hRule="exact" w:val="760"/>
               </w:trPr>
@@ -1393,12 +1323,6 @@
               </w:tc>
             </w:tr>
             <w:tr>
-              <w:tblPrEx>
-                <w:tblCellMar>
-                  <w:top w:w="0" w:type="dxa"/>
-                  <w:bottom w:w="0" w:type="dxa"/>
-                </w:tblCellMar>
-              </w:tblPrEx>
               <w:trPr>
                 <w:trHeight w:hRule="exact" w:val="760"/>
               </w:trPr>
@@ -1518,12 +1442,6 @@
               </w:tc>
             </w:tr>
             <w:tr>
-              <w:tblPrEx>
-                <w:tblCellMar>
-                  <w:top w:w="0" w:type="dxa"/>
-                  <w:bottom w:w="0" w:type="dxa"/>
-                </w:tblCellMar>
-              </w:tblPrEx>
               <w:trPr>
                 <w:trHeight w:hRule="exact" w:val="760"/>
               </w:trPr>
@@ -1745,12 +1663,6 @@
               <w:gridCol w:w="760"/>
             </w:tblGrid>
             <w:tr>
-              <w:tblPrEx>
-                <w:tblCellMar>
-                  <w:top w:w="0" w:type="dxa"/>
-                  <w:bottom w:w="0" w:type="dxa"/>
-                </w:tblCellMar>
-              </w:tblPrEx>
               <w:trPr>
                 <w:trHeight w:hRule="exact" w:val="300"/>
               </w:trPr>
@@ -1893,12 +1805,6 @@
               </w:tc>
             </w:tr>
             <w:tr>
-              <w:tblPrEx>
-                <w:tblCellMar>
-                  <w:top w:w="0" w:type="dxa"/>
-                  <w:bottom w:w="0" w:type="dxa"/>
-                </w:tblCellMar>
-              </w:tblPrEx>
               <w:trPr>
                 <w:trHeight w:hRule="exact" w:val="760"/>
               </w:trPr>
@@ -2014,12 +1920,6 @@
               </w:tc>
             </w:tr>
             <w:tr>
-              <w:tblPrEx>
-                <w:tblCellMar>
-                  <w:top w:w="0" w:type="dxa"/>
-                  <w:bottom w:w="0" w:type="dxa"/>
-                </w:tblCellMar>
-              </w:tblPrEx>
               <w:trPr>
                 <w:trHeight w:hRule="exact" w:val="760"/>
               </w:trPr>
@@ -2137,12 +2037,6 @@
               </w:tc>
             </w:tr>
             <w:tr>
-              <w:tblPrEx>
-                <w:tblCellMar>
-                  <w:top w:w="0" w:type="dxa"/>
-                  <w:bottom w:w="0" w:type="dxa"/>
-                </w:tblCellMar>
-              </w:tblPrEx>
               <w:trPr>
                 <w:trHeight w:hRule="exact" w:val="760"/>
               </w:trPr>
@@ -2260,12 +2154,6 @@
               </w:tc>
             </w:tr>
             <w:tr>
-              <w:tblPrEx>
-                <w:tblCellMar>
-                  <w:top w:w="0" w:type="dxa"/>
-                  <w:bottom w:w="0" w:type="dxa"/>
-                </w:tblCellMar>
-              </w:tblPrEx>
               <w:trPr>
                 <w:trHeight w:hRule="exact" w:val="760"/>
               </w:trPr>
@@ -2385,12 +2273,6 @@
               </w:tc>
             </w:tr>
             <w:tr>
-              <w:tblPrEx>
-                <w:tblCellMar>
-                  <w:top w:w="0" w:type="dxa"/>
-                  <w:bottom w:w="0" w:type="dxa"/>
-                </w:tblCellMar>
-              </w:tblPrEx>
               <w:trPr>
                 <w:trHeight w:hRule="exact" w:val="760"/>
               </w:trPr>
@@ -2547,12 +2429,6 @@
         </w:tc>
       </w:tr>
       <w:tr>
-        <w:tblPrEx>
-          <w:tblCellMar>
-            <w:top w:w="0" w:type="dxa"/>
-            <w:bottom w:w="0" w:type="dxa"/>
-          </w:tblCellMar>
-        </w:tblPrEx>
         <w:tc>
           <w:tcPr>
             <w:tcW w:w="4820" w:type="dxa"/>
@@ -2622,12 +2498,6 @@
               <w:gridCol w:w="760"/>
             </w:tblGrid>
             <w:tr>
-              <w:tblPrEx>
-                <w:tblCellMar>
-                  <w:top w:w="0" w:type="dxa"/>
-                  <w:bottom w:w="0" w:type="dxa"/>
-                </w:tblCellMar>
-              </w:tblPrEx>
               <w:trPr>
                 <w:trHeight w:hRule="exact" w:val="300"/>
               </w:trPr>
@@ -2770,12 +2640,6 @@
               </w:tc>
             </w:tr>
             <w:tr>
-              <w:tblPrEx>
-                <w:tblCellMar>
-                  <w:top w:w="0" w:type="dxa"/>
-                  <w:bottom w:w="0" w:type="dxa"/>
-                </w:tblCellMar>
-              </w:tblPrEx>
               <w:trPr>
                 <w:trHeight w:hRule="exact" w:val="760"/>
               </w:trPr>
@@ -2890,12 +2754,6 @@
               </w:tc>
             </w:tr>
             <w:tr>
-              <w:tblPrEx>
-                <w:tblCellMar>
-                  <w:top w:w="0" w:type="dxa"/>
-                  <w:bottom w:w="0" w:type="dxa"/>
-                </w:tblCellMar>
-              </w:tblPrEx>
               <w:trPr>
                 <w:trHeight w:hRule="exact" w:val="760"/>
               </w:trPr>
@@ -3012,12 +2870,6 @@
               </w:tc>
             </w:tr>
             <w:tr>
-              <w:tblPrEx>
-                <w:tblCellMar>
-                  <w:top w:w="0" w:type="dxa"/>
-                  <w:bottom w:w="0" w:type="dxa"/>
-                </w:tblCellMar>
-              </w:tblPrEx>
               <w:trPr>
                 <w:trHeight w:hRule="exact" w:val="760"/>
               </w:trPr>
@@ -3136,12 +2988,6 @@
               </w:tc>
             </w:tr>
             <w:tr>
-              <w:tblPrEx>
-                <w:tblCellMar>
-                  <w:top w:w="0" w:type="dxa"/>
-                  <w:bottom w:w="0" w:type="dxa"/>
-                </w:tblCellMar>
-              </w:tblPrEx>
               <w:trPr>
                 <w:trHeight w:hRule="exact" w:val="760"/>
               </w:trPr>
@@ -3261,12 +3107,6 @@
               </w:tc>
             </w:tr>
             <w:tr>
-              <w:tblPrEx>
-                <w:tblCellMar>
-                  <w:top w:w="0" w:type="dxa"/>
-                  <w:bottom w:w="0" w:type="dxa"/>
-                </w:tblCellMar>
-              </w:tblPrEx>
               <w:trPr>
                 <w:trHeight w:hRule="exact" w:val="760"/>
               </w:trPr>
@@ -3490,12 +3330,6 @@
               <w:gridCol w:w="760"/>
             </w:tblGrid>
             <w:tr>
-              <w:tblPrEx>
-                <w:tblCellMar>
-                  <w:top w:w="0" w:type="dxa"/>
-                  <w:bottom w:w="0" w:type="dxa"/>
-                </w:tblCellMar>
-              </w:tblPrEx>
               <w:trPr>
                 <w:trHeight w:hRule="exact" w:val="300"/>
               </w:trPr>
@@ -3638,12 +3472,6 @@
               </w:tc>
             </w:tr>
             <w:tr>
-              <w:tblPrEx>
-                <w:tblCellMar>
-                  <w:top w:w="0" w:type="dxa"/>
-                  <w:bottom w:w="0" w:type="dxa"/>
-                </w:tblCellMar>
-              </w:tblPrEx>
               <w:trPr>
                 <w:trHeight w:hRule="exact" w:val="760"/>
               </w:trPr>
@@ -3761,12 +3589,6 @@
               </w:tc>
             </w:tr>
             <w:tr>
-              <w:tblPrEx>
-                <w:tblCellMar>
-                  <w:top w:w="0" w:type="dxa"/>
-                  <w:bottom w:w="0" w:type="dxa"/>
-                </w:tblCellMar>
-              </w:tblPrEx>
               <w:trPr>
                 <w:trHeight w:hRule="exact" w:val="760"/>
               </w:trPr>
@@ -3886,12 +3708,6 @@
               </w:tc>
             </w:tr>
             <w:tr>
-              <w:tblPrEx>
-                <w:tblCellMar>
-                  <w:top w:w="0" w:type="dxa"/>
-                  <w:bottom w:w="0" w:type="dxa"/>
-                </w:tblCellMar>
-              </w:tblPrEx>
               <w:trPr>
                 <w:trHeight w:hRule="exact" w:val="760"/>
               </w:trPr>
@@ -4011,12 +3827,6 @@
               </w:tc>
             </w:tr>
             <w:tr>
-              <w:tblPrEx>
-                <w:tblCellMar>
-                  <w:top w:w="0" w:type="dxa"/>
-                  <w:bottom w:w="0" w:type="dxa"/>
-                </w:tblCellMar>
-              </w:tblPrEx>
               <w:trPr>
                 <w:trHeight w:hRule="exact" w:val="760"/>
               </w:trPr>
@@ -4136,12 +3946,6 @@
               </w:tc>
             </w:tr>
             <w:tr>
-              <w:tblPrEx>
-                <w:tblCellMar>
-                  <w:top w:w="0" w:type="dxa"/>
-                  <w:bottom w:w="0" w:type="dxa"/>
-                </w:tblCellMar>
-              </w:tblPrEx>
               <w:trPr>
                 <w:trHeight w:hRule="exact" w:val="760"/>
               </w:trPr>
@@ -4358,16 +4162,7 @@
           <w:sz w:val="22"/>
           <w:szCs w:val="22"/>
         </w:rPr>
-        <w:t>頁）</w:t>
-      </w:r>
-      <w:r>
-        <w:rPr>
-          <w:b/>
-          <w:bCs/>
-          <w:sz w:val="22"/>
-          <w:szCs w:val="22"/>
-        </w:rPr>
-        <w:t>沿虛線裁切，發送端專用、勿讓接收端看見</w:t>
+        <w:t>頁）沿虛線裁切，發送端專用、勿讓接收端看見</w:t>
       </w:r>
     </w:p>
     <w:tbl>
@@ -4392,12 +4187,6 @@
         <w:gridCol w:w="4820"/>
       </w:tblGrid>
       <w:tr>
-        <w:tblPrEx>
-          <w:tblCellMar>
-            <w:top w:w="0" w:type="dxa"/>
-            <w:bottom w:w="0" w:type="dxa"/>
-          </w:tblCellMar>
-        </w:tblPrEx>
         <w:tc>
           <w:tcPr>
             <w:tcW w:w="4820" w:type="dxa"/>
@@ -4467,12 +4256,6 @@
               <w:gridCol w:w="760"/>
             </w:tblGrid>
             <w:tr>
-              <w:tblPrEx>
-                <w:tblCellMar>
-                  <w:top w:w="0" w:type="dxa"/>
-                  <w:bottom w:w="0" w:type="dxa"/>
-                </w:tblCellMar>
-              </w:tblPrEx>
               <w:trPr>
                 <w:trHeight w:hRule="exact" w:val="300"/>
               </w:trPr>
@@ -4615,12 +4398,6 @@
               </w:tc>
             </w:tr>
             <w:tr>
-              <w:tblPrEx>
-                <w:tblCellMar>
-                  <w:top w:w="0" w:type="dxa"/>
-                  <w:bottom w:w="0" w:type="dxa"/>
-                </w:tblCellMar>
-              </w:tblPrEx>
               <w:trPr>
                 <w:trHeight w:hRule="exact" w:val="760"/>
               </w:trPr>
@@ -4737,12 +4514,6 @@
               </w:tc>
             </w:tr>
             <w:tr>
-              <w:tblPrEx>
-                <w:tblCellMar>
-                  <w:top w:w="0" w:type="dxa"/>
-                  <w:bottom w:w="0" w:type="dxa"/>
-                </w:tblCellMar>
-              </w:tblPrEx>
               <w:trPr>
                 <w:trHeight w:hRule="exact" w:val="760"/>
               </w:trPr>
@@ -4859,12 +4630,6 @@
               </w:tc>
             </w:tr>
             <w:tr>
-              <w:tblPrEx>
-                <w:tblCellMar>
-                  <w:top w:w="0" w:type="dxa"/>
-                  <w:bottom w:w="0" w:type="dxa"/>
-                </w:tblCellMar>
-              </w:tblPrEx>
               <w:trPr>
                 <w:trHeight w:hRule="exact" w:val="760"/>
               </w:trPr>
@@ -4981,12 +4746,6 @@
               </w:tc>
             </w:tr>
             <w:tr>
-              <w:tblPrEx>
-                <w:tblCellMar>
-                  <w:top w:w="0" w:type="dxa"/>
-                  <w:bottom w:w="0" w:type="dxa"/>
-                </w:tblCellMar>
-              </w:tblPrEx>
               <w:trPr>
                 <w:trHeight w:hRule="exact" w:val="760"/>
               </w:trPr>
@@ -5103,12 +4862,6 @@
               </w:tc>
             </w:tr>
             <w:tr>
-              <w:tblPrEx>
-                <w:tblCellMar>
-                  <w:top w:w="0" w:type="dxa"/>
-                  <w:bottom w:w="0" w:type="dxa"/>
-                </w:tblCellMar>
-              </w:tblPrEx>
               <w:trPr>
                 <w:trHeight w:hRule="exact" w:val="760"/>
               </w:trPr>
@@ -5329,12 +5082,6 @@
               <w:gridCol w:w="760"/>
             </w:tblGrid>
             <w:tr>
-              <w:tblPrEx>
-                <w:tblCellMar>
-                  <w:top w:w="0" w:type="dxa"/>
-                  <w:bottom w:w="0" w:type="dxa"/>
-                </w:tblCellMar>
-              </w:tblPrEx>
               <w:trPr>
                 <w:trHeight w:hRule="exact" w:val="300"/>
               </w:trPr>
@@ -5477,12 +5224,6 @@
               </w:tc>
             </w:tr>
             <w:tr>
-              <w:tblPrEx>
-                <w:tblCellMar>
-                  <w:top w:w="0" w:type="dxa"/>
-                  <w:bottom w:w="0" w:type="dxa"/>
-                </w:tblCellMar>
-              </w:tblPrEx>
               <w:trPr>
                 <w:trHeight w:hRule="exact" w:val="760"/>
               </w:trPr>
@@ -5602,12 +5343,6 @@
               </w:tc>
             </w:tr>
             <w:tr>
-              <w:tblPrEx>
-                <w:tblCellMar>
-                  <w:top w:w="0" w:type="dxa"/>
-                  <w:bottom w:w="0" w:type="dxa"/>
-                </w:tblCellMar>
-              </w:tblPrEx>
               <w:trPr>
                 <w:trHeight w:hRule="exact" w:val="760"/>
               </w:trPr>
@@ -5725,12 +5460,6 @@
               </w:tc>
             </w:tr>
             <w:tr>
-              <w:tblPrEx>
-                <w:tblCellMar>
-                  <w:top w:w="0" w:type="dxa"/>
-                  <w:bottom w:w="0" w:type="dxa"/>
-                </w:tblCellMar>
-              </w:tblPrEx>
               <w:trPr>
                 <w:trHeight w:hRule="exact" w:val="760"/>
               </w:trPr>
@@ -5847,12 +5576,6 @@
               </w:tc>
             </w:tr>
             <w:tr>
-              <w:tblPrEx>
-                <w:tblCellMar>
-                  <w:top w:w="0" w:type="dxa"/>
-                  <w:bottom w:w="0" w:type="dxa"/>
-                </w:tblCellMar>
-              </w:tblPrEx>
               <w:trPr>
                 <w:trHeight w:hRule="exact" w:val="760"/>
               </w:trPr>
@@ -5968,12 +5691,6 @@
               </w:tc>
             </w:tr>
             <w:tr>
-              <w:tblPrEx>
-                <w:tblCellMar>
-                  <w:top w:w="0" w:type="dxa"/>
-                  <w:bottom w:w="0" w:type="dxa"/>
-                </w:tblCellMar>
-              </w:tblPrEx>
               <w:trPr>
                 <w:trHeight w:hRule="exact" w:val="760"/>
               </w:trPr>
@@ -6128,12 +5845,6 @@
         </w:tc>
       </w:tr>
       <w:tr>
-        <w:tblPrEx>
-          <w:tblCellMar>
-            <w:top w:w="0" w:type="dxa"/>
-            <w:bottom w:w="0" w:type="dxa"/>
-          </w:tblCellMar>
-        </w:tblPrEx>
         <w:tc>
           <w:tcPr>
             <w:tcW w:w="4820" w:type="dxa"/>
@@ -6203,12 +5914,6 @@
               <w:gridCol w:w="760"/>
             </w:tblGrid>
             <w:tr>
-              <w:tblPrEx>
-                <w:tblCellMar>
-                  <w:top w:w="0" w:type="dxa"/>
-                  <w:bottom w:w="0" w:type="dxa"/>
-                </w:tblCellMar>
-              </w:tblPrEx>
               <w:trPr>
                 <w:trHeight w:hRule="exact" w:val="300"/>
               </w:trPr>
@@ -6351,12 +6056,6 @@
               </w:tc>
             </w:tr>
             <w:tr>
-              <w:tblPrEx>
-                <w:tblCellMar>
-                  <w:top w:w="0" w:type="dxa"/>
-                  <w:bottom w:w="0" w:type="dxa"/>
-                </w:tblCellMar>
-              </w:tblPrEx>
               <w:trPr>
                 <w:trHeight w:hRule="exact" w:val="760"/>
               </w:trPr>
@@ -6473,12 +6172,6 @@
               </w:tc>
             </w:tr>
             <w:tr>
-              <w:tblPrEx>
-                <w:tblCellMar>
-                  <w:top w:w="0" w:type="dxa"/>
-                  <w:bottom w:w="0" w:type="dxa"/>
-                </w:tblCellMar>
-              </w:tblPrEx>
               <w:trPr>
                 <w:trHeight w:hRule="exact" w:val="760"/>
               </w:trPr>
@@ -6595,12 +6288,6 @@
               </w:tc>
             </w:tr>
             <w:tr>
-              <w:tblPrEx>
-                <w:tblCellMar>
-                  <w:top w:w="0" w:type="dxa"/>
-                  <w:bottom w:w="0" w:type="dxa"/>
-                </w:tblCellMar>
-              </w:tblPrEx>
               <w:trPr>
                 <w:trHeight w:hRule="exact" w:val="760"/>
               </w:trPr>
@@ -6717,12 +6404,6 @@
               </w:tc>
             </w:tr>
             <w:tr>
-              <w:tblPrEx>
-                <w:tblCellMar>
-                  <w:top w:w="0" w:type="dxa"/>
-                  <w:bottom w:w="0" w:type="dxa"/>
-                </w:tblCellMar>
-              </w:tblPrEx>
               <w:trPr>
                 <w:trHeight w:hRule="exact" w:val="760"/>
               </w:trPr>
@@ -6840,12 +6521,6 @@
               </w:tc>
             </w:tr>
             <w:tr>
-              <w:tblPrEx>
-                <w:tblCellMar>
-                  <w:top w:w="0" w:type="dxa"/>
-                  <w:bottom w:w="0" w:type="dxa"/>
-                </w:tblCellMar>
-              </w:tblPrEx>
               <w:trPr>
                 <w:trHeight w:hRule="exact" w:val="760"/>
               </w:trPr>
@@ -7067,12 +6742,6 @@
               <w:gridCol w:w="760"/>
             </w:tblGrid>
             <w:tr>
-              <w:tblPrEx>
-                <w:tblCellMar>
-                  <w:top w:w="0" w:type="dxa"/>
-                  <w:bottom w:w="0" w:type="dxa"/>
-                </w:tblCellMar>
-              </w:tblPrEx>
               <w:trPr>
                 <w:trHeight w:hRule="exact" w:val="300"/>
               </w:trPr>
@@ -7215,12 +6884,6 @@
               </w:tc>
             </w:tr>
             <w:tr>
-              <w:tblPrEx>
-                <w:tblCellMar>
-                  <w:top w:w="0" w:type="dxa"/>
-                  <w:bottom w:w="0" w:type="dxa"/>
-                </w:tblCellMar>
-              </w:tblPrEx>
               <w:trPr>
                 <w:trHeight w:hRule="exact" w:val="760"/>
               </w:trPr>
@@ -7336,12 +6999,6 @@
               </w:tc>
             </w:tr>
             <w:tr>
-              <w:tblPrEx>
-                <w:tblCellMar>
-                  <w:top w:w="0" w:type="dxa"/>
-                  <w:bottom w:w="0" w:type="dxa"/>
-                </w:tblCellMar>
-              </w:tblPrEx>
               <w:trPr>
                 <w:trHeight w:hRule="exact" w:val="760"/>
               </w:trPr>
@@ -7459,12 +7116,6 @@
               </w:tc>
             </w:tr>
             <w:tr>
-              <w:tblPrEx>
-                <w:tblCellMar>
-                  <w:top w:w="0" w:type="dxa"/>
-                  <w:bottom w:w="0" w:type="dxa"/>
-                </w:tblCellMar>
-              </w:tblPrEx>
               <w:trPr>
                 <w:trHeight w:hRule="exact" w:val="760"/>
               </w:trPr>
@@ -7582,12 +7233,6 @@
               </w:tc>
             </w:tr>
             <w:tr>
-              <w:tblPrEx>
-                <w:tblCellMar>
-                  <w:top w:w="0" w:type="dxa"/>
-                  <w:bottom w:w="0" w:type="dxa"/>
-                </w:tblCellMar>
-              </w:tblPrEx>
               <w:trPr>
                 <w:trHeight w:hRule="exact" w:val="760"/>
               </w:trPr>
@@ -7702,12 +7347,6 @@
               </w:tc>
             </w:tr>
             <w:tr>
-              <w:tblPrEx>
-                <w:tblCellMar>
-                  <w:top w:w="0" w:type="dxa"/>
-                  <w:bottom w:w="0" w:type="dxa"/>
-                </w:tblCellMar>
-              </w:tblPrEx>
               <w:trPr>
                 <w:trHeight w:hRule="exact" w:val="760"/>
               </w:trPr>
@@ -7873,9 +7512,6 @@
       <w:pPr>
         <w:spacing w:before="60" w:after="60" w:line="300" w:lineRule="auto"/>
         <w:jc w:val="center"/>
-        <w:rPr>
-          <w:rFonts w:hint="eastAsia"/>
-        </w:rPr>
       </w:pPr>
       <w:r>
         <w:rPr>
@@ -8106,12 +7742,6 @@
         <w:gridCol w:w="1191"/>
       </w:tblGrid>
       <w:tr>
-        <w:tblPrEx>
-          <w:tblCellMar>
-            <w:top w:w="0" w:type="dxa"/>
-            <w:bottom w:w="0" w:type="dxa"/>
-          </w:tblCellMar>
-        </w:tblPrEx>
         <w:trPr>
           <w:trHeight w:val="312"/>
           <w:jc w:val="center"/>
@@ -8261,12 +7891,6 @@
         </w:tc>
       </w:tr>
       <w:tr>
-        <w:tblPrEx>
-          <w:tblCellMar>
-            <w:top w:w="0" w:type="dxa"/>
-            <w:bottom w:w="0" w:type="dxa"/>
-          </w:tblCellMar>
-        </w:tblPrEx>
         <w:trPr>
           <w:trHeight w:hRule="exact" w:val="1134"/>
           <w:jc w:val="center"/>
@@ -8397,12 +8021,6 @@
         </w:tc>
       </w:tr>
       <w:tr>
-        <w:tblPrEx>
-          <w:tblCellMar>
-            <w:top w:w="0" w:type="dxa"/>
-            <w:bottom w:w="0" w:type="dxa"/>
-          </w:tblCellMar>
-        </w:tblPrEx>
         <w:trPr>
           <w:trHeight w:hRule="exact" w:val="1134"/>
           <w:jc w:val="center"/>
@@ -8533,12 +8151,6 @@
         </w:tc>
       </w:tr>
       <w:tr>
-        <w:tblPrEx>
-          <w:tblCellMar>
-            <w:top w:w="0" w:type="dxa"/>
-            <w:bottom w:w="0" w:type="dxa"/>
-          </w:tblCellMar>
-        </w:tblPrEx>
         <w:trPr>
           <w:trHeight w:hRule="exact" w:val="1134"/>
           <w:jc w:val="center"/>
@@ -8669,12 +8281,6 @@
         </w:tc>
       </w:tr>
       <w:tr>
-        <w:tblPrEx>
-          <w:tblCellMar>
-            <w:top w:w="0" w:type="dxa"/>
-            <w:bottom w:w="0" w:type="dxa"/>
-          </w:tblCellMar>
-        </w:tblPrEx>
         <w:trPr>
           <w:trHeight w:hRule="exact" w:val="1134"/>
           <w:jc w:val="center"/>
@@ -8805,12 +8411,6 @@
         </w:tc>
       </w:tr>
       <w:tr>
-        <w:tblPrEx>
-          <w:tblCellMar>
-            <w:top w:w="0" w:type="dxa"/>
-            <w:bottom w:w="0" w:type="dxa"/>
-          </w:tblCellMar>
-        </w:tblPrEx>
         <w:trPr>
           <w:trHeight w:hRule="exact" w:val="1134"/>
           <w:jc w:val="center"/>
@@ -9000,12 +8600,6 @@
         <w:gridCol w:w="1191"/>
       </w:tblGrid>
       <w:tr>
-        <w:tblPrEx>
-          <w:tblCellMar>
-            <w:top w:w="0" w:type="dxa"/>
-            <w:bottom w:w="0" w:type="dxa"/>
-          </w:tblCellMar>
-        </w:tblPrEx>
         <w:trPr>
           <w:trHeight w:val="312"/>
           <w:jc w:val="center"/>
@@ -9155,12 +8749,6 @@
         </w:tc>
       </w:tr>
       <w:tr>
-        <w:tblPrEx>
-          <w:tblCellMar>
-            <w:top w:w="0" w:type="dxa"/>
-            <w:bottom w:w="0" w:type="dxa"/>
-          </w:tblCellMar>
-        </w:tblPrEx>
         <w:trPr>
           <w:trHeight w:hRule="exact" w:val="1134"/>
           <w:jc w:val="center"/>
@@ -9291,12 +8879,6 @@
         </w:tc>
       </w:tr>
       <w:tr>
-        <w:tblPrEx>
-          <w:tblCellMar>
-            <w:top w:w="0" w:type="dxa"/>
-            <w:bottom w:w="0" w:type="dxa"/>
-          </w:tblCellMar>
-        </w:tblPrEx>
         <w:trPr>
           <w:trHeight w:hRule="exact" w:val="1134"/>
           <w:jc w:val="center"/>
@@ -9427,12 +9009,6 @@
         </w:tc>
       </w:tr>
       <w:tr>
-        <w:tblPrEx>
-          <w:tblCellMar>
-            <w:top w:w="0" w:type="dxa"/>
-            <w:bottom w:w="0" w:type="dxa"/>
-          </w:tblCellMar>
-        </w:tblPrEx>
         <w:trPr>
           <w:trHeight w:hRule="exact" w:val="1134"/>
           <w:jc w:val="center"/>
@@ -9563,12 +9139,6 @@
         </w:tc>
       </w:tr>
       <w:tr>
-        <w:tblPrEx>
-          <w:tblCellMar>
-            <w:top w:w="0" w:type="dxa"/>
-            <w:bottom w:w="0" w:type="dxa"/>
-          </w:tblCellMar>
-        </w:tblPrEx>
         <w:trPr>
           <w:trHeight w:hRule="exact" w:val="1134"/>
           <w:jc w:val="center"/>
@@ -9699,12 +9269,6 @@
         </w:tc>
       </w:tr>
       <w:tr>
-        <w:tblPrEx>
-          <w:tblCellMar>
-            <w:top w:w="0" w:type="dxa"/>
-            <w:bottom w:w="0" w:type="dxa"/>
-          </w:tblCellMar>
-        </w:tblPrEx>
         <w:trPr>
           <w:trHeight w:hRule="exact" w:val="1134"/>
           <w:jc w:val="center"/>
@@ -9853,24 +9417,12 @@
           <w:szCs w:val="22"/>
         </w:rPr>
         <w:lastRenderedPageBreak/>
-        <w:t>接收紀錄單</w:t>
-      </w:r>
-      <w:r>
-        <w:rPr>
-          <w:b/>
-          <w:bCs/>
-          <w:sz w:val="22"/>
-          <w:szCs w:val="22"/>
-        </w:rPr>
-        <w:t>每拍記一格；收完塗格還原、與原圖卡比對</w:t>
+        <w:t>接收紀錄單每拍記一格；收完塗格還原、與原圖卡比對</w:t>
       </w:r>
     </w:p>
     <w:p>
       <w:pPr>
         <w:spacing w:before="120" w:after="80" w:line="300" w:lineRule="auto"/>
-        <w:rPr>
-          <w:rFonts w:hint="eastAsia"/>
-        </w:rPr>
       </w:pPr>
       <w:r>
         <w:rPr>
@@ -9923,12 +9475,6 @@
         <w:gridCol w:w="4820"/>
       </w:tblGrid>
       <w:tr>
-        <w:tblPrEx>
-          <w:tblCellMar>
-            <w:top w:w="0" w:type="dxa"/>
-            <w:bottom w:w="0" w:type="dxa"/>
-          </w:tblCellMar>
-        </w:tblPrEx>
         <w:tc>
           <w:tcPr>
             <w:tcW w:w="4820" w:type="dxa"/>
@@ -10025,12 +9571,6 @@
               <w:gridCol w:w="660"/>
             </w:tblGrid>
             <w:tr>
-              <w:tblPrEx>
-                <w:tblCellMar>
-                  <w:top w:w="0" w:type="dxa"/>
-                  <w:bottom w:w="0" w:type="dxa"/>
-                </w:tblCellMar>
-              </w:tblPrEx>
               <w:trPr>
                 <w:trHeight w:hRule="exact" w:val="300"/>
               </w:trPr>
@@ -10173,12 +9713,6 @@
               </w:tc>
             </w:tr>
             <w:tr>
-              <w:tblPrEx>
-                <w:tblCellMar>
-                  <w:top w:w="0" w:type="dxa"/>
-                  <w:bottom w:w="0" w:type="dxa"/>
-                </w:tblCellMar>
-              </w:tblPrEx>
               <w:trPr>
                 <w:trHeight w:hRule="exact" w:val="660"/>
               </w:trPr>
@@ -10293,12 +9827,6 @@
               </w:tc>
             </w:tr>
             <w:tr>
-              <w:tblPrEx>
-                <w:tblCellMar>
-                  <w:top w:w="0" w:type="dxa"/>
-                  <w:bottom w:w="0" w:type="dxa"/>
-                </w:tblCellMar>
-              </w:tblPrEx>
               <w:trPr>
                 <w:trHeight w:hRule="exact" w:val="660"/>
               </w:trPr>
@@ -10413,12 +9941,6 @@
               </w:tc>
             </w:tr>
             <w:tr>
-              <w:tblPrEx>
-                <w:tblCellMar>
-                  <w:top w:w="0" w:type="dxa"/>
-                  <w:bottom w:w="0" w:type="dxa"/>
-                </w:tblCellMar>
-              </w:tblPrEx>
               <w:trPr>
                 <w:trHeight w:hRule="exact" w:val="660"/>
               </w:trPr>
@@ -10533,12 +10055,6 @@
               </w:tc>
             </w:tr>
             <w:tr>
-              <w:tblPrEx>
-                <w:tblCellMar>
-                  <w:top w:w="0" w:type="dxa"/>
-                  <w:bottom w:w="0" w:type="dxa"/>
-                </w:tblCellMar>
-              </w:tblPrEx>
               <w:trPr>
                 <w:trHeight w:hRule="exact" w:val="660"/>
               </w:trPr>
@@ -10653,12 +10169,6 @@
               </w:tc>
             </w:tr>
             <w:tr>
-              <w:tblPrEx>
-                <w:tblCellMar>
-                  <w:top w:w="0" w:type="dxa"/>
-                  <w:bottom w:w="0" w:type="dxa"/>
-                </w:tblCellMar>
-              </w:tblPrEx>
               <w:trPr>
                 <w:trHeight w:hRule="exact" w:val="660"/>
               </w:trPr>
@@ -10815,7 +10325,16 @@
                 <w:sz w:val="20"/>
                 <w:szCs w:val="20"/>
               </w:rPr>
-              <w:t xml:space="preserve"> 1 </w:t>
+              <w:t xml:space="preserve"> 0</w:t>
+            </w:r>
+            <w:r>
+              <w:rPr>
+                <w:b/>
+                <w:bCs/>
+                <w:sz w:val="20"/>
+                <w:szCs w:val="20"/>
+              </w:rPr>
+              <w:t xml:space="preserve"> </w:t>
             </w:r>
             <w:r>
               <w:rPr>
@@ -10853,12 +10372,6 @@
               <w:gridCol w:w="660"/>
             </w:tblGrid>
             <w:tr>
-              <w:tblPrEx>
-                <w:tblCellMar>
-                  <w:top w:w="0" w:type="dxa"/>
-                  <w:bottom w:w="0" w:type="dxa"/>
-                </w:tblCellMar>
-              </w:tblPrEx>
               <w:trPr>
                 <w:trHeight w:hRule="exact" w:val="300"/>
               </w:trPr>
@@ -11001,12 +10514,6 @@
               </w:tc>
             </w:tr>
             <w:tr>
-              <w:tblPrEx>
-                <w:tblCellMar>
-                  <w:top w:w="0" w:type="dxa"/>
-                  <w:bottom w:w="0" w:type="dxa"/>
-                </w:tblCellMar>
-              </w:tblPrEx>
               <w:trPr>
                 <w:trHeight w:hRule="exact" w:val="660"/>
               </w:trPr>
@@ -11121,12 +10628,6 @@
               </w:tc>
             </w:tr>
             <w:tr>
-              <w:tblPrEx>
-                <w:tblCellMar>
-                  <w:top w:w="0" w:type="dxa"/>
-                  <w:bottom w:w="0" w:type="dxa"/>
-                </w:tblCellMar>
-              </w:tblPrEx>
               <w:trPr>
                 <w:trHeight w:hRule="exact" w:val="660"/>
               </w:trPr>
@@ -11241,12 +10742,6 @@
               </w:tc>
             </w:tr>
             <w:tr>
-              <w:tblPrEx>
-                <w:tblCellMar>
-                  <w:top w:w="0" w:type="dxa"/>
-                  <w:bottom w:w="0" w:type="dxa"/>
-                </w:tblCellMar>
-              </w:tblPrEx>
               <w:trPr>
                 <w:trHeight w:hRule="exact" w:val="660"/>
               </w:trPr>
@@ -11361,12 +10856,6 @@
               </w:tc>
             </w:tr>
             <w:tr>
-              <w:tblPrEx>
-                <w:tblCellMar>
-                  <w:top w:w="0" w:type="dxa"/>
-                  <w:bottom w:w="0" w:type="dxa"/>
-                </w:tblCellMar>
-              </w:tblPrEx>
               <w:trPr>
                 <w:trHeight w:hRule="exact" w:val="660"/>
               </w:trPr>
@@ -11481,12 +10970,6 @@
               </w:tc>
             </w:tr>
             <w:tr>
-              <w:tblPrEx>
-                <w:tblCellMar>
-                  <w:top w:w="0" w:type="dxa"/>
-                  <w:bottom w:w="0" w:type="dxa"/>
-                </w:tblCellMar>
-              </w:tblPrEx>
               <w:trPr>
                 <w:trHeight w:hRule="exact" w:val="660"/>
               </w:trPr>
@@ -11792,7 +11275,6 @@
               <w:spacing w:before="80" w:after="40" w:line="300" w:lineRule="auto"/>
               <w:ind w:firstLineChars="100" w:firstLine="200"/>
               <w:rPr>
-                <w:rFonts w:hint="eastAsia"/>
                 <w:sz w:val="20"/>
                 <w:szCs w:val="20"/>
               </w:rPr>
@@ -11816,7 +11298,6 @@
             <w:pPr>
               <w:spacing w:before="80" w:after="40" w:line="300" w:lineRule="auto"/>
               <w:rPr>
-                <w:rFonts w:hint="eastAsia"/>
                 <w:sz w:val="20"/>
                 <w:szCs w:val="20"/>
               </w:rPr>
@@ -11828,12 +11309,7 @@
     <w:p>
       <w:pPr>
         <w:spacing w:before="120" w:after="80" w:line="300" w:lineRule="auto"/>
-        <w:rPr>
-          <w:rFonts w:hint="eastAsia"/>
-        </w:rPr>
       </w:pPr>
-      <w:bookmarkStart w:id="0" w:name="_GoBack"/>
-      <w:bookmarkEnd w:id="0"/>
       <w:r>
         <w:rPr>
           <w:sz w:val="22"/>
@@ -11885,12 +11361,6 @@
         <w:gridCol w:w="4820"/>
       </w:tblGrid>
       <w:tr>
-        <w:tblPrEx>
-          <w:tblCellMar>
-            <w:top w:w="0" w:type="dxa"/>
-            <w:bottom w:w="0" w:type="dxa"/>
-          </w:tblCellMar>
-        </w:tblPrEx>
         <w:tc>
           <w:tcPr>
             <w:tcW w:w="4820" w:type="dxa"/>
@@ -11987,12 +11457,6 @@
               <w:gridCol w:w="660"/>
             </w:tblGrid>
             <w:tr>
-              <w:tblPrEx>
-                <w:tblCellMar>
-                  <w:top w:w="0" w:type="dxa"/>
-                  <w:bottom w:w="0" w:type="dxa"/>
-                </w:tblCellMar>
-              </w:tblPrEx>
               <w:trPr>
                 <w:trHeight w:hRule="exact" w:val="300"/>
               </w:trPr>
@@ -12135,12 +11599,6 @@
               </w:tc>
             </w:tr>
             <w:tr>
-              <w:tblPrEx>
-                <w:tblCellMar>
-                  <w:top w:w="0" w:type="dxa"/>
-                  <w:bottom w:w="0" w:type="dxa"/>
-                </w:tblCellMar>
-              </w:tblPrEx>
               <w:trPr>
                 <w:trHeight w:hRule="exact" w:val="660"/>
               </w:trPr>
@@ -12255,12 +11713,6 @@
               </w:tc>
             </w:tr>
             <w:tr>
-              <w:tblPrEx>
-                <w:tblCellMar>
-                  <w:top w:w="0" w:type="dxa"/>
-                  <w:bottom w:w="0" w:type="dxa"/>
-                </w:tblCellMar>
-              </w:tblPrEx>
               <w:trPr>
                 <w:trHeight w:hRule="exact" w:val="660"/>
               </w:trPr>
@@ -12375,12 +11827,6 @@
               </w:tc>
             </w:tr>
             <w:tr>
-              <w:tblPrEx>
-                <w:tblCellMar>
-                  <w:top w:w="0" w:type="dxa"/>
-                  <w:bottom w:w="0" w:type="dxa"/>
-                </w:tblCellMar>
-              </w:tblPrEx>
               <w:trPr>
                 <w:trHeight w:hRule="exact" w:val="660"/>
               </w:trPr>
@@ -12495,12 +11941,6 @@
               </w:tc>
             </w:tr>
             <w:tr>
-              <w:tblPrEx>
-                <w:tblCellMar>
-                  <w:top w:w="0" w:type="dxa"/>
-                  <w:bottom w:w="0" w:type="dxa"/>
-                </w:tblCellMar>
-              </w:tblPrEx>
               <w:trPr>
                 <w:trHeight w:hRule="exact" w:val="660"/>
               </w:trPr>
@@ -12615,12 +12055,6 @@
               </w:tc>
             </w:tr>
             <w:tr>
-              <w:tblPrEx>
-                <w:tblCellMar>
-                  <w:top w:w="0" w:type="dxa"/>
-                  <w:bottom w:w="0" w:type="dxa"/>
-                </w:tblCellMar>
-              </w:tblPrEx>
               <w:trPr>
                 <w:trHeight w:hRule="exact" w:val="660"/>
               </w:trPr>
@@ -12777,7 +12211,18 @@
                 <w:sz w:val="20"/>
                 <w:szCs w:val="20"/>
               </w:rPr>
-              <w:t xml:space="preserve"> 1 </w:t>
+              <w:t xml:space="preserve"> 0</w:t>
+            </w:r>
+            <w:bookmarkStart w:id="0" w:name="_GoBack"/>
+            <w:bookmarkEnd w:id="0"/>
+            <w:r>
+              <w:rPr>
+                <w:b/>
+                <w:bCs/>
+                <w:sz w:val="20"/>
+                <w:szCs w:val="20"/>
+              </w:rPr>
+              <w:t xml:space="preserve"> </w:t>
             </w:r>
             <w:r>
               <w:rPr>
@@ -12815,12 +12260,6 @@
               <w:gridCol w:w="660"/>
             </w:tblGrid>
             <w:tr>
-              <w:tblPrEx>
-                <w:tblCellMar>
-                  <w:top w:w="0" w:type="dxa"/>
-                  <w:bottom w:w="0" w:type="dxa"/>
-                </w:tblCellMar>
-              </w:tblPrEx>
               <w:trPr>
                 <w:trHeight w:hRule="exact" w:val="300"/>
               </w:trPr>
@@ -12963,12 +12402,6 @@
               </w:tc>
             </w:tr>
             <w:tr>
-              <w:tblPrEx>
-                <w:tblCellMar>
-                  <w:top w:w="0" w:type="dxa"/>
-                  <w:bottom w:w="0" w:type="dxa"/>
-                </w:tblCellMar>
-              </w:tblPrEx>
               <w:trPr>
                 <w:trHeight w:hRule="exact" w:val="660"/>
               </w:trPr>
@@ -13083,12 +12516,6 @@
               </w:tc>
             </w:tr>
             <w:tr>
-              <w:tblPrEx>
-                <w:tblCellMar>
-                  <w:top w:w="0" w:type="dxa"/>
-                  <w:bottom w:w="0" w:type="dxa"/>
-                </w:tblCellMar>
-              </w:tblPrEx>
               <w:trPr>
                 <w:trHeight w:hRule="exact" w:val="660"/>
               </w:trPr>
@@ -13203,12 +12630,6 @@
               </w:tc>
             </w:tr>
             <w:tr>
-              <w:tblPrEx>
-                <w:tblCellMar>
-                  <w:top w:w="0" w:type="dxa"/>
-                  <w:bottom w:w="0" w:type="dxa"/>
-                </w:tblCellMar>
-              </w:tblPrEx>
               <w:trPr>
                 <w:trHeight w:hRule="exact" w:val="660"/>
               </w:trPr>
@@ -13323,12 +12744,6 @@
               </w:tc>
             </w:tr>
             <w:tr>
-              <w:tblPrEx>
-                <w:tblCellMar>
-                  <w:top w:w="0" w:type="dxa"/>
-                  <w:bottom w:w="0" w:type="dxa"/>
-                </w:tblCellMar>
-              </w:tblPrEx>
               <w:trPr>
                 <w:trHeight w:hRule="exact" w:val="660"/>
               </w:trPr>
@@ -13443,12 +12858,6 @@
               </w:tc>
             </w:tr>
             <w:tr>
-              <w:tblPrEx>
-                <w:tblCellMar>
-                  <w:top w:w="0" w:type="dxa"/>
-                  <w:bottom w:w="0" w:type="dxa"/>
-                </w:tblCellMar>
-              </w:tblPrEx>
               <w:trPr>
                 <w:trHeight w:hRule="exact" w:val="660"/>
               </w:trPr>
@@ -13761,7 +13170,6 @@
               <w:spacing w:before="80" w:after="40" w:line="300" w:lineRule="auto"/>
               <w:ind w:firstLineChars="100" w:firstLine="200"/>
               <w:rPr>
-                <w:rFonts w:hint="eastAsia"/>
                 <w:sz w:val="20"/>
                 <w:szCs w:val="20"/>
               </w:rPr>
@@ -13785,7 +13193,6 @@
             <w:pPr>
               <w:spacing w:before="80" w:after="40" w:line="300" w:lineRule="auto"/>
               <w:rPr>
-                <w:rFonts w:hint="eastAsia"/>
                 <w:sz w:val="20"/>
                 <w:szCs w:val="20"/>
               </w:rPr>
@@ -13797,9 +13204,6 @@
     <w:p>
       <w:pPr>
         <w:spacing w:before="80" w:after="40" w:line="300" w:lineRule="auto"/>
-        <w:rPr>
-          <w:rFonts w:hint="eastAsia"/>
-        </w:rPr>
       </w:pPr>
     </w:p>
     <w:sectPr>
@@ -13813,7 +13217,7 @@
 </file>
 
 <file path=word/endnotes.xml><?xml version="1.0" encoding="utf-8"?>
-<w:endnotes xmlns:wpc="http://schemas.microsoft.com/office/word/2010/wordprocessingCanvas" xmlns:cx="http://schemas.microsoft.com/office/drawing/2014/chartex" xmlns:mc="http://schemas.openxmlformats.org/markup-compatibility/2006" xmlns:o="urn:schemas-microsoft-com:office:office" xmlns:r="http://schemas.openxmlformats.org/officeDocument/2006/relationships" xmlns:m="http://schemas.openxmlformats.org/officeDocument/2006/math" xmlns:v="urn:schemas-microsoft-com:vml" xmlns:wp14="http://schemas.microsoft.com/office/word/2010/wordprocessingDrawing" xmlns:wp="http://schemas.openxmlformats.org/drawingml/2006/wordprocessingDrawing" xmlns:w10="urn:schemas-microsoft-com:office:word" xmlns:w="http://schemas.openxmlformats.org/wordprocessingml/2006/main" xmlns:w14="http://schemas.microsoft.com/office/word/2010/wordml" xmlns:w15="http://schemas.microsoft.com/office/word/2012/wordml" xmlns:w16se="http://schemas.microsoft.com/office/word/2015/wordml/symex" xmlns:wpg="http://schemas.microsoft.com/office/word/2010/wordprocessingGroup" xmlns:wpi="http://schemas.microsoft.com/office/word/2010/wordprocessingInk" xmlns:wne="http://schemas.microsoft.com/office/word/2006/wordml" xmlns:wps="http://schemas.microsoft.com/office/word/2010/wordprocessingShape" mc:Ignorable="w14 w15 w16se wp14">
+<w:endnotes xmlns:wpc="http://schemas.microsoft.com/office/word/2010/wordprocessingCanvas" xmlns:mc="http://schemas.openxmlformats.org/markup-compatibility/2006" xmlns:o="urn:schemas-microsoft-com:office:office" xmlns:r="http://schemas.openxmlformats.org/officeDocument/2006/relationships" xmlns:m="http://schemas.openxmlformats.org/officeDocument/2006/math" xmlns:v="urn:schemas-microsoft-com:vml" xmlns:wp14="http://schemas.microsoft.com/office/word/2010/wordprocessingDrawing" xmlns:wp="http://schemas.openxmlformats.org/drawingml/2006/wordprocessingDrawing" xmlns:w10="urn:schemas-microsoft-com:office:word" xmlns:w="http://schemas.openxmlformats.org/wordprocessingml/2006/main" xmlns:w14="http://schemas.microsoft.com/office/word/2010/wordml" xmlns:w15="http://schemas.microsoft.com/office/word/2012/wordml" xmlns:wpg="http://schemas.microsoft.com/office/word/2010/wordprocessingGroup" xmlns:wpi="http://schemas.microsoft.com/office/word/2010/wordprocessingInk" xmlns:wne="http://schemas.microsoft.com/office/word/2006/wordml" xmlns:wps="http://schemas.microsoft.com/office/word/2010/wordprocessingShape" mc:Ignorable="w14 w15 wp14">
   <w:endnote w:type="separator" w:id="-1">
     <w:p>
       <w:r>
@@ -13832,7 +13236,7 @@
 </file>
 
 <file path=word/footnotes.xml><?xml version="1.0" encoding="utf-8"?>
-<w:footnotes xmlns:wpc="http://schemas.microsoft.com/office/word/2010/wordprocessingCanvas" xmlns:cx="http://schemas.microsoft.com/office/drawing/2014/chartex" xmlns:mc="http://schemas.openxmlformats.org/markup-compatibility/2006" xmlns:o="urn:schemas-microsoft-com:office:office" xmlns:r="http://schemas.openxmlformats.org/officeDocument/2006/relationships" xmlns:m="http://schemas.openxmlformats.org/officeDocument/2006/math" xmlns:v="urn:schemas-microsoft-com:vml" xmlns:wp14="http://schemas.microsoft.com/office/word/2010/wordprocessingDrawing" xmlns:wp="http://schemas.openxmlformats.org/drawingml/2006/wordprocessingDrawing" xmlns:w10="urn:schemas-microsoft-com:office:word" xmlns:w="http://schemas.openxmlformats.org/wordprocessingml/2006/main" xmlns:w14="http://schemas.microsoft.com/office/word/2010/wordml" xmlns:w15="http://schemas.microsoft.com/office/word/2012/wordml" xmlns:w16se="http://schemas.microsoft.com/office/word/2015/wordml/symex" xmlns:wpg="http://schemas.microsoft.com/office/word/2010/wordprocessingGroup" xmlns:wpi="http://schemas.microsoft.com/office/word/2010/wordprocessingInk" xmlns:wne="http://schemas.microsoft.com/office/word/2006/wordml" xmlns:wps="http://schemas.microsoft.com/office/word/2010/wordprocessingShape" mc:Ignorable="w14 w15 w16se wp14">
+<w:footnotes xmlns:wpc="http://schemas.microsoft.com/office/word/2010/wordprocessingCanvas" xmlns:mc="http://schemas.openxmlformats.org/markup-compatibility/2006" xmlns:o="urn:schemas-microsoft-com:office:office" xmlns:r="http://schemas.openxmlformats.org/officeDocument/2006/relationships" xmlns:m="http://schemas.openxmlformats.org/officeDocument/2006/math" xmlns:v="urn:schemas-microsoft-com:vml" xmlns:wp14="http://schemas.microsoft.com/office/word/2010/wordprocessingDrawing" xmlns:wp="http://schemas.openxmlformats.org/drawingml/2006/wordprocessingDrawing" xmlns:w10="urn:schemas-microsoft-com:office:word" xmlns:w="http://schemas.openxmlformats.org/wordprocessingml/2006/main" xmlns:w14="http://schemas.microsoft.com/office/word/2010/wordml" xmlns:w15="http://schemas.microsoft.com/office/word/2012/wordml" xmlns:wpg="http://schemas.microsoft.com/office/word/2010/wordprocessingGroup" xmlns:wpi="http://schemas.microsoft.com/office/word/2010/wordprocessingInk" xmlns:wne="http://schemas.microsoft.com/office/word/2006/wordml" xmlns:wps="http://schemas.microsoft.com/office/word/2010/wordprocessingShape" mc:Ignorable="w14 w15 wp14">
   <w:footnote w:type="separator" w:id="-1">
     <w:p>
       <w:r>
@@ -13851,7 +13255,7 @@
 </file>
 
 <file path=word/numbering.xml><?xml version="1.0" encoding="utf-8"?>
-<w:numbering xmlns:wpc="http://schemas.microsoft.com/office/word/2010/wordprocessingCanvas" xmlns:cx="http://schemas.microsoft.com/office/drawing/2014/chartex" xmlns:mc="http://schemas.openxmlformats.org/markup-compatibility/2006" xmlns:o="urn:schemas-microsoft-com:office:office" xmlns:r="http://schemas.openxmlformats.org/officeDocument/2006/relationships" xmlns:m="http://schemas.openxmlformats.org/officeDocument/2006/math" xmlns:v="urn:schemas-microsoft-com:vml" xmlns:wp14="http://schemas.microsoft.com/office/word/2010/wordprocessingDrawing" xmlns:wp="http://schemas.openxmlformats.org/drawingml/2006/wordprocessingDrawing" xmlns:w10="urn:schemas-microsoft-com:office:word" xmlns:w="http://schemas.openxmlformats.org/wordprocessingml/2006/main" xmlns:w14="http://schemas.microsoft.com/office/word/2010/wordml" xmlns:w15="http://schemas.microsoft.com/office/word/2012/wordml" xmlns:w16se="http://schemas.microsoft.com/office/word/2015/wordml/symex" xmlns:wpg="http://schemas.microsoft.com/office/word/2010/wordprocessingGroup" xmlns:wpi="http://schemas.microsoft.com/office/word/2010/wordprocessingInk" xmlns:wne="http://schemas.microsoft.com/office/word/2006/wordml" xmlns:wps="http://schemas.microsoft.com/office/word/2010/wordprocessingShape" mc:Ignorable="w14 w15 w16se wp14">
+<w:numbering xmlns:wpc="http://schemas.microsoft.com/office/word/2010/wordprocessingCanvas" xmlns:mc="http://schemas.openxmlformats.org/markup-compatibility/2006" xmlns:o="urn:schemas-microsoft-com:office:office" xmlns:r="http://schemas.openxmlformats.org/officeDocument/2006/relationships" xmlns:m="http://schemas.openxmlformats.org/officeDocument/2006/math" xmlns:v="urn:schemas-microsoft-com:vml" xmlns:wp14="http://schemas.microsoft.com/office/word/2010/wordprocessingDrawing" xmlns:wp="http://schemas.openxmlformats.org/drawingml/2006/wordprocessingDrawing" xmlns:w10="urn:schemas-microsoft-com:office:word" xmlns:w="http://schemas.openxmlformats.org/wordprocessingml/2006/main" xmlns:w14="http://schemas.microsoft.com/office/word/2010/wordml" xmlns:w15="http://schemas.microsoft.com/office/word/2012/wordml" xmlns:wpg="http://schemas.microsoft.com/office/word/2010/wordprocessingGroup" xmlns:wpi="http://schemas.microsoft.com/office/word/2010/wordprocessingInk" xmlns:wne="http://schemas.microsoft.com/office/word/2006/wordml" xmlns:wps="http://schemas.microsoft.com/office/word/2010/wordprocessingShape" mc:Ignorable="w14 w15 wp14">
   <w:abstractNum w:abstractNumId="0" w15:restartNumberingAfterBreak="0">
     <w:nsid w:val="4B6A5EFE"/>
     <w:multiLevelType w:val="hybridMultilevel"/>
@@ -13948,7 +13352,7 @@
 </file>
 
 <file path=word/styles.xml><?xml version="1.0" encoding="utf-8"?>
-<w:styles xmlns:mc="http://schemas.openxmlformats.org/markup-compatibility/2006" xmlns:r="http://schemas.openxmlformats.org/officeDocument/2006/relationships" xmlns:w="http://schemas.openxmlformats.org/wordprocessingml/2006/main" xmlns:w14="http://schemas.microsoft.com/office/word/2010/wordml" xmlns:w15="http://schemas.microsoft.com/office/word/2012/wordml" xmlns:w16se="http://schemas.microsoft.com/office/word/2015/wordml/symex" mc:Ignorable="w14 w15 w16se">
+<w:styles xmlns:mc="http://schemas.openxmlformats.org/markup-compatibility/2006" xmlns:r="http://schemas.openxmlformats.org/officeDocument/2006/relationships" xmlns:w="http://schemas.openxmlformats.org/wordprocessingml/2006/main" xmlns:w14="http://schemas.microsoft.com/office/word/2010/wordml" xmlns:w15="http://schemas.microsoft.com/office/word/2012/wordml" mc:Ignorable="w14 w15">
   <w:docDefaults>
     <w:rPrDefault>
       <w:rPr>
